--- a/CÔNG TY TNHH PHÁT TRIỂN THƯƠNG MẠI QUỐC TẾ LÊ GIA/LeGia_ChuyenDoiLoaiDN_TangVon/04_Hop_dong_chuyen_nhuong_von_da_cap_nhat.docx
+++ b/CÔNG TY TNHH PHÁT TRIỂN THƯƠNG MẠI QUỐC TẾ LÊ GIA/LeGia_ChuyenDoiLoaiDN_TangVon/04_Hop_dong_chuyen_nhuong_von_da_cap_nhat.docx
@@ -170,14 +170,52 @@
           <w:rFonts w:ascii="Times New Roman" w:hAnsi="Times New Roman"/>
           <w:sz w:val="26"/>
           <w:szCs w:val="26"/>
-        </w:rPr>
-        <w:t xml:space="preserve">Hôm nay, ngày 25 tháng 7 năm 2026 tại trụ sở </w:t>
-      </w:r>
-      <w:r>
-        <w:rPr>
-          <w:rFonts w:ascii="Times New Roman" w:hAnsi="Times New Roman"/>
-          <w:sz w:val="26"/>
-          <w:szCs w:val="26"/>
+          <w:lang w:val="vi-VN"/>
+        </w:rPr>
+        <w:t xml:space="preserve">Hôm nay, ngày </w:t>
+      </w:r>
+      <w:r>
+        <w:rPr>
+          <w:rFonts w:ascii="Times New Roman" w:hAnsi="Times New Roman"/>
+          <w:sz w:val="26"/>
+          <w:szCs w:val="26"/>
+          <w:lang w:val="vi-VN"/>
+        </w:rPr>
+        <w:t>1</w:t>
+      </w:r>
+      <w:r>
+        <w:rPr>
+          <w:rFonts w:ascii="Times New Roman" w:hAnsi="Times New Roman"/>
+          <w:sz w:val="26"/>
+          <w:szCs w:val="26"/>
+          <w:lang w:val="vi-VN"/>
+        </w:rPr>
+        <w:t xml:space="preserve"> tháng </w:t>
+      </w:r>
+      <w:r>
+        <w:rPr>
+          <w:rFonts w:ascii="Times New Roman" w:hAnsi="Times New Roman"/>
+          <w:sz w:val="26"/>
+          <w:szCs w:val="26"/>
+          <w:lang w:val="vi-VN"/>
+        </w:rPr>
+        <w:t>8</w:t>
+      </w:r>
+      <w:r>
+        <w:rPr>
+          <w:rFonts w:ascii="Times New Roman" w:hAnsi="Times New Roman"/>
+          <w:sz w:val="26"/>
+          <w:szCs w:val="26"/>
+          <w:lang w:val="vi-VN"/>
+        </w:rPr>
+        <w:t xml:space="preserve"> năm 2026 tại trụ sở </w:t>
+      </w:r>
+      <w:r>
+        <w:rPr>
+          <w:rFonts w:ascii="Times New Roman" w:hAnsi="Times New Roman"/>
+          <w:sz w:val="26"/>
+          <w:szCs w:val="26"/>
+          <w:lang w:val="vi-VN"/>
         </w:rPr>
         <w:t>CÔNG TY TNHH PHÁT TRIỂN THƯƠNG MẠI QUỐC TẾ LÊ GIA</w:t>
       </w:r>
@@ -186,6 +224,7 @@
           <w:rFonts w:ascii="Times New Roman" w:hAnsi="Times New Roman"/>
           <w:sz w:val="26"/>
           <w:szCs w:val="26"/>
+          <w:lang w:val="vi-VN"/>
         </w:rPr>
         <w:t xml:space="preserve">, địa chỉ trụ sở: </w:t>
       </w:r>
@@ -194,6 +233,7 @@
           <w:rFonts w:ascii="Times New Roman" w:hAnsi="Times New Roman"/>
           <w:sz w:val="26"/>
           <w:szCs w:val="26"/>
+          <w:lang w:val="vi-VN"/>
         </w:rPr>
         <w:t>810 Tỉnh lộ 43, Phường Tam Bình, Thành phố Hồ Chí Minh, Việt Nam</w:t>
       </w:r>
@@ -2169,7 +2209,39 @@
                 <w:sz w:val="26"/>
                 <w:szCs w:val="26"/>
               </w:rPr>
-              <w:t xml:space="preserve">(ngày 25 tháng 7 năm 2026 các bên đã hoàn tất việc chuyển nhượng theo Hợp đồng) </w:t>
+              <w:t xml:space="preserve">(ngày </w:t>
+            </w:r>
+            <w:r>
+              <w:rPr>
+                <w:rFonts w:ascii="Times New Roman" w:hAnsi="Times New Roman"/>
+                <w:sz w:val="26"/>
+                <w:szCs w:val="26"/>
+              </w:rPr>
+              <w:t>1</w:t>
+            </w:r>
+            <w:r>
+              <w:rPr>
+                <w:rFonts w:ascii="Times New Roman" w:hAnsi="Times New Roman"/>
+                <w:sz w:val="26"/>
+                <w:szCs w:val="26"/>
+              </w:rPr>
+              <w:t xml:space="preserve"> tháng </w:t>
+            </w:r>
+            <w:r>
+              <w:rPr>
+                <w:rFonts w:ascii="Times New Roman" w:hAnsi="Times New Roman"/>
+                <w:sz w:val="26"/>
+                <w:szCs w:val="26"/>
+              </w:rPr>
+              <w:t>8</w:t>
+            </w:r>
+            <w:r>
+              <w:rPr>
+                <w:rFonts w:ascii="Times New Roman" w:hAnsi="Times New Roman"/>
+                <w:sz w:val="26"/>
+                <w:szCs w:val="26"/>
+              </w:rPr>
+              <w:t xml:space="preserve"> năm 2026 các bên đã hoàn tất việc chuyển nhượng theo Hợp đồng) </w:t>
             </w:r>
           </w:p>
           <w:p>

--- a/CÔNG TY TNHH PHÁT TRIỂN THƯƠNG MẠI QUỐC TẾ LÊ GIA/LeGia_ChuyenDoiLoaiDN_TangVon/04_Hop_dong_chuyen_nhuong_von_da_cap_nhat.docx
+++ b/CÔNG TY TNHH PHÁT TRIỂN THƯƠNG MẠI QUỐC TẾ LÊ GIA/LeGia_ChuyenDoiLoaiDN_TangVon/04_Hop_dong_chuyen_nhuong_von_da_cap_nhat.docx
@@ -181,7 +181,7 @@
           <w:szCs w:val="26"/>
           <w:lang w:val="vi-VN"/>
         </w:rPr>
-        <w:t>1</w:t>
+        <w:t>3</w:t>
       </w:r>
       <w:r>
         <w:rPr>
@@ -2217,7 +2217,7 @@
                 <w:sz w:val="26"/>
                 <w:szCs w:val="26"/>
               </w:rPr>
-              <w:t>1</w:t>
+              <w:t>3</w:t>
             </w:r>
             <w:r>
               <w:rPr>
